--- a/PUCSL_RFP_Gap_Analysis_Platinum_Abatis_Actions.docx
+++ b/PUCSL_RFP_Gap_Analysis_Platinum_Abatis_Actions.docx
@@ -98,7 +98,7 @@
           <w:sz w:val="20"/>
           <w:szCs w:val="20"/>
         </w:rPr>
-        <w:t xml:space="preserve">Scope of this document: only the actions owned by Platinum / Abatis. Items owned by EML are excluded and summarised in Section 6 as a handover list. Page references use the RFP's printed page labels (ITC-x, DATA-x, Forms-x, GC-x) shown in the RFP's page footers.</w:t>
+        <w:t xml:space="preserve">UPDATED 29 July 2026 (evening) — statuses reflect Proposal V0.9 and the revised Master Response Workbook (now including TECH-7 Staffing Schedule and TECH-8 25-week Gantt sheets). Scope: only the actions owned by Platinum / Abatis. Items owned by EML are excluded and summarised in Section 6 as a handover list. Page references use the RFP's printed page labels (ITC-x, DATA-x, Forms-x, GC-x) shown in the RFP's page footers.</w:t>
       </w:r>
     </w:p>
     <w:tbl>
@@ -451,7 +451,7 @@
                 <w:sz w:val="21"/>
                 <w:szCs w:val="21"/>
               </w:rPr>
-              <w:t xml:space="preserve">V0.8 'Costs Table' section still contains the USD 346,500 fee table, day rates, payment terms, cost+20% expenses and the internal warning note.</w:t>
+              <w:t xml:space="preserve">STILL OPEN IN V0.9 — the Costs Table (USD 346,500, day rates, payment terms, cost+20% expenses) and the internal warning note remain in the technical document.</w:t>
             </w:r>
           </w:p>
         </w:tc>
@@ -608,7 +608,7 @@
                 <w:sz w:val="21"/>
                 <w:szCs w:val="21"/>
               </w:rPr>
-              <w:t xml:space="preserve">V0.8 TECH-2A table still shows '[TBC — Malta incorporation certificate]', '[TBC]' address/contacts for Platinum Malta, and the turnover-applicability question is unresolved.</w:t>
+              <w:t xml:space="preserve">PARTLY DONE IN V0.9 — Malta details added (incorporated 24 June 2022, Reg. C 102592, chris.barter@abatis.ch) BUT: the registration number sits in the 'Date of incorporation' cell; the 'Business Registration' cell is truncated ('…Limited Malt'); the Malta registered address is missing (only the UK affiliate shown); and the MANDATORY audited-turnover table has been DELETED from the document.</w:t>
             </w:r>
           </w:p>
         </w:tc>
@@ -639,7 +639,7 @@
                 <w:sz w:val="21"/>
                 <w:szCs w:val="21"/>
               </w:rPr>
-              <w:t xml:space="preserve">Insert Platinum Malta's registration number, incorporation date, registered address and contacts; attach the Malta certificate; decide (conservatively: include) whether Platinum evidences turnover alongside EML. Owner: Alexander.</w:t>
+              <w:t xml:space="preserve">Fix the three TECH-2A cell errors; add the Malta registered address; RESTORE the turnover table (Form TECH-2 requires exact audited figures per year — deleting it is non-compliant) and populate EML figures on handover; decide whether Platinum also evidences turnover. Owner: Alexander.</w:t>
             </w:r>
           </w:p>
         </w:tc>
@@ -765,7 +765,7 @@
                 <w:sz w:val="21"/>
                 <w:szCs w:val="21"/>
               </w:rPr>
-              <w:t xml:space="preserve">Abatis pricing is in USD (per agreed approach: Platinum prices in US dollars; EML reprices local components into Rupees); FIN forms not yet built.</w:t>
+              <w:t xml:space="preserve">Workbook now documents the USD approach (Platinum in USD; EML reprices local components to LKR) and the corrected fee arithmetic; the FIN-1–FIN-5 forms themselves are still to be populated.</w:t>
             </w:r>
           </w:p>
         </w:tc>
@@ -922,7 +922,7 @@
                 <w:sz w:val="21"/>
                 <w:szCs w:val="21"/>
               </w:rPr>
-              <w:t xml:space="preserve">Two competing totals: V0.8 USD 346,500 vs workbook USD 354,605.55; workbook rows are internally wrong ('Profit @ 15%' computes 30%; VAT blank; 'SSCL @ 2.5%' computes 2.0%).</w:t>
+              <w:t xml:space="preserve">WORKBOOK NOW FIXED — profit label corrected to 30% (formula was deliberately C8×0.3), SSCL corrected to 2.5%, giving USD 356,343.81 excl. VAT (VAT flagged for confirmation, would add USD 62,577.45). REMAINING: V0.9's Costs Table still says USD 346,500 — one number must be chosen for FIN-1/FIN-2.</w:t>
             </w:r>
           </w:p>
         </w:tc>
@@ -1314,7 +1314,7 @@
                 <w:sz w:val="21"/>
                 <w:szCs w:val="21"/>
               </w:rPr>
-              <w:t xml:space="preserve">V0.8 still shows a 63-day / 4-phase plan with 'payment after each phase' — conflicts with the mandated schedule.</w:t>
+              <w:t xml:space="preserve">TECH-8 NOW BUILT — the workbook's 'TECH-8 Gantt (25 wks)' sheet carries the 5 mandated deliverables at W4/W8/W16/W22/W25 with 10/20/20/30/20 payments. REMAINING: V0.9 still shows the 63-day plan — replace its SRA Project/phase sections with the 25-week schedule.</w:t>
             </w:r>
           </w:p>
         </w:tc>
@@ -1345,7 +1345,7 @@
                 <w:sz w:val="21"/>
                 <w:szCs w:val="21"/>
               </w:rPr>
-              <w:t xml:space="preserve">Rebuild the work plan and TECH-8 Gantt on the 25-week / 5-deliverable structure; drop the phase-payment wording. Owner: Glyn.</w:t>
+              <w:t xml:space="preserve">Transpose the workbook TECH-8 sheet into the proposal document, deleting the 63-day plan and phase-payment wording. Owner: Glyn.</w:t>
             </w:r>
           </w:p>
         </w:tc>
@@ -1471,7 +1471,7 @@
                 <w:sz w:val="21"/>
                 <w:szCs w:val="21"/>
               </w:rPr>
-              <w:t xml:space="preserve">Missing from every draft to date (V0.8, branded proposal, workbook).</w:t>
+              <w:t xml:space="preserve">NOW IN THE WORK PLAN — pilot validation appears in the TECH-8 Gantt (W18–W21, with W20–W22 refinement &amp; TNO guidelines). REMAINING: still absent from V0.9's TECH-4 methodology narrative — add a matching subsection.</w:t>
             </w:r>
           </w:p>
         </w:tc>
@@ -1502,7 +1502,7 @@
                 <w:sz w:val="21"/>
                 <w:szCs w:val="21"/>
               </w:rPr>
-              <w:t xml:space="preserve">Add a pilot-validation stage to TECH-4 methodology and the work plan, between framework drafting and finalisation. Owner: Glyn.</w:t>
+              <w:t xml:space="preserve">Add the pilot-validation subsection to the TECH-4 narrative in the proposal (schedule already done). Owner: Glyn.</w:t>
             </w:r>
           </w:p>
         </w:tc>
@@ -1628,7 +1628,7 @@
                 <w:sz w:val="21"/>
                 <w:szCs w:val="21"/>
               </w:rPr>
-              <w:t xml:space="preserve">V0.8 phase names (Planning / Information Gathering / Risk Assessment / Final Report) don't match.</w:t>
+              <w:t xml:space="preserve">TECH-8 sheet now uses the RFP deliverable names — REMAINING: carry the same activity names into FIN-5 (with remuneration/expenses split) and into the V0.9 document.</w:t>
             </w:r>
           </w:p>
         </w:tc>
@@ -1785,7 +1785,7 @@
                 <w:sz w:val="21"/>
                 <w:szCs w:val="21"/>
               </w:rPr>
-              <w:t xml:space="preserve">Content exists across sections but the outputs are not named by their RFP titles.</w:t>
+              <w:t xml:space="preserve">ALL 14 now named verbatim in the TECH-8 Gantt sheet. REMAINING: name them in V0.9's TECH-4/deliverables sections too.</w:t>
             </w:r>
           </w:p>
         </w:tc>
@@ -2413,7 +2413,7 @@
                 <w:sz w:val="21"/>
                 <w:szCs w:val="21"/>
               </w:rPr>
-              <w:t xml:space="preserve">Not yet produced for the Abatis experts.</w:t>
+              <w:t xml:space="preserve">NOW BUILT — workbook 'TECH-7 Staffing Schedule' sheet: per-expert office/field man-days by month, staff-months (1 SM = 21 days), Foreign (Abatis 200 MD / 9.52 SM) vs National (EML 220 MD / 10.48 SM) subtotals, two field missions in M2/M4. REMAINING: insert expert names from the signed CVs; revisit if the S5 man-day decision changes loading.</w:t>
             </w:r>
           </w:p>
         </w:tc>
@@ -2444,7 +2444,7 @@
                 <w:sz w:val="21"/>
                 <w:szCs w:val="21"/>
               </w:rPr>
-              <w:t xml:space="preserve">Build the Abatis rows of TECH-7 from the agreed man-days (convert to staff-months; split office vs the ~20 site-days of field input across two missions). Owner: Chris — can be generated on request.</w:t>
+              <w:t xml:space="preserve">Insert names; re-run numbers only if S5 changes the loading. Owner: Chris/Debbie.</w:t>
             </w:r>
           </w:p>
         </w:tc>
@@ -3119,7 +3119,7 @@
                 <w:sz w:val="21"/>
                 <w:szCs w:val="21"/>
               </w:rPr>
-              <w:t xml:space="preserve">V0.8 still contains 'prices will be held for 90 days'.</w:t>
+              <w:t xml:space="preserve">STILL OPEN IN V0.9 ('prices will be held for 90 days').</w:t>
             </w:r>
           </w:p>
         </w:tc>
@@ -3276,7 +3276,7 @@
                 <w:sz w:val="21"/>
                 <w:szCs w:val="21"/>
               </w:rPr>
-              <w:t xml:space="preserve">Liaison email still '&lt;&lt;TBA&gt;&gt;'; 'schedules to be agreed upon contract award' conflicts with the mandated timeline; version block needs updating.</w:t>
+              <w:t xml:space="preserve">STILL OPEN IN V0.9 — liaison email '&lt;&lt;TBA&gt;&gt;'; weak schedule sentence; version block now reads 0.6 (filename V0.9).</w:t>
             </w:r>
           </w:p>
         </w:tc>
@@ -3308,6 +3308,555 @@
                 <w:szCs w:val="21"/>
               </w:rPr>
               <w:t xml:space="preserve">Name the Project Manager and contact email; replace the weak schedule sentence; correct the version block. Owner: Glyn.</w:t>
+            </w:r>
+          </w:p>
+        </w:tc>
+      </w:tr>
+    </w:tbl>
+    <w:p>
+      <w:pPr>
+        <w:spacing w:after="80"/>
+      </w:pPr>
+    </w:p>
+    <w:tbl>
+      <w:tblPr>
+        <w:tblW w:w="10158" w:type="dxa"/>
+        <w:tblLayout w:type="fixed"/>
+      </w:tblPr>
+      <w:tblGrid>
+        <w:gridCol w:w="10158"/>
+      </w:tblGrid>
+      <w:tr>
+        <w:tc>
+          <w:tcPr>
+            <w:tcW w:w="10158" w:type="dxa"/>
+            <w:tcBorders>
+              <w:top w:val="single" w:sz="4" w:color="3494BA"/>
+              <w:left w:val="single" w:sz="4" w:color="3494BA"/>
+              <w:bottom w:val="single" w:sz="4" w:color="3494BA"/>
+              <w:right w:val="single" w:sz="4" w:color="3494BA"/>
+            </w:tcBorders>
+            <w:shd w:val="clear" w:color="auto" w:fill="3494BA"/>
+            <w:tcMar>
+              <w:top w:w="60" w:type="dxa"/>
+              <w:left w:w="100" w:type="dxa"/>
+              <w:bottom w:w="60" w:type="dxa"/>
+              <w:right w:w="100" w:type="dxa"/>
+            </w:tcMar>
+            <w:vAlign w:val="top"/>
+          </w:tcPr>
+          <w:p>
+            <w:pPr>
+              <w:spacing w:before="0" w:after="0"/>
+            </w:pPr>
+            <w:r>
+              <w:rPr>
+                <w:rFonts w:ascii="Arial" w:hAnsi="Arial" w:cs="Arial"/>
+                <w:b/>
+                <w:color w:val="FFFFFF"/>
+                <w:sz w:val="24"/>
+                <w:szCs w:val="24"/>
+              </w:rPr>
+              <w:t xml:space="preserve">3b.  New Defects Introduced in V0.9 (TECH-2B references table)</w:t>
+            </w:r>
+          </w:p>
+        </w:tc>
+      </w:tr>
+    </w:tbl>
+    <w:p>
+      <w:pPr>
+        <w:spacing w:after="80"/>
+      </w:pPr>
+    </w:p>
+    <w:tbl>
+      <w:tblPr>
+        <w:tblW w:w="10158" w:type="dxa"/>
+        <w:tblLayout w:type="fixed"/>
+      </w:tblPr>
+      <w:tblGrid>
+        <w:gridCol w:w="500"/>
+        <w:gridCol w:w="2900"/>
+        <w:gridCol w:w="1500"/>
+        <w:gridCol w:w="2400"/>
+        <w:gridCol w:w="2858"/>
+      </w:tblGrid>
+      <w:tr>
+        <w:tc>
+          <w:tcPr>
+            <w:tcW w:w="500" w:type="dxa"/>
+            <w:tcBorders>
+              <w:top w:val="single" w:sz="4" w:color="3494BA"/>
+              <w:left w:val="single" w:sz="4" w:color="3494BA"/>
+              <w:bottom w:val="single" w:sz="4" w:color="3494BA"/>
+              <w:right w:val="single" w:sz="4" w:color="3494BA"/>
+            </w:tcBorders>
+            <w:shd w:val="clear" w:color="auto" w:fill="A9D5E7"/>
+            <w:tcMar>
+              <w:top w:w="60" w:type="dxa"/>
+              <w:left w:w="100" w:type="dxa"/>
+              <w:bottom w:w="60" w:type="dxa"/>
+              <w:right w:w="100" w:type="dxa"/>
+            </w:tcMar>
+            <w:vAlign w:val="top"/>
+          </w:tcPr>
+          <w:p>
+            <w:pPr>
+              <w:spacing w:before="0" w:after="0"/>
+            </w:pPr>
+            <w:r>
+              <w:rPr>
+                <w:rFonts w:ascii="Times New Roman" w:hAnsi="Times New Roman" w:cs="Times New Roman"/>
+                <w:b/>
+                <w:sz w:val="23"/>
+                <w:szCs w:val="23"/>
+              </w:rPr>
+              <w:t xml:space="preserve">#</w:t>
+            </w:r>
+          </w:p>
+        </w:tc>
+        <w:tc>
+          <w:tcPr>
+            <w:tcW w:w="2900" w:type="dxa"/>
+            <w:tcBorders>
+              <w:top w:val="single" w:sz="4" w:color="3494BA"/>
+              <w:left w:val="single" w:sz="4" w:color="3494BA"/>
+              <w:bottom w:val="single" w:sz="4" w:color="3494BA"/>
+              <w:right w:val="single" w:sz="4" w:color="3494BA"/>
+            </w:tcBorders>
+            <w:shd w:val="clear" w:color="auto" w:fill="A9D5E7"/>
+            <w:tcMar>
+              <w:top w:w="60" w:type="dxa"/>
+              <w:left w:w="100" w:type="dxa"/>
+              <w:bottom w:w="60" w:type="dxa"/>
+              <w:right w:w="100" w:type="dxa"/>
+            </w:tcMar>
+            <w:vAlign w:val="top"/>
+          </w:tcPr>
+          <w:p>
+            <w:pPr>
+              <w:spacing w:before="0" w:after="0"/>
+            </w:pPr>
+            <w:r>
+              <w:rPr>
+                <w:rFonts w:ascii="Times New Roman" w:hAnsi="Times New Roman" w:cs="Times New Roman"/>
+                <w:b/>
+                <w:sz w:val="23"/>
+                <w:szCs w:val="23"/>
+              </w:rPr>
+              <w:t xml:space="preserve">Gap / RFP requirement</w:t>
+            </w:r>
+          </w:p>
+        </w:tc>
+        <w:tc>
+          <w:tcPr>
+            <w:tcW w:w="1500" w:type="dxa"/>
+            <w:tcBorders>
+              <w:top w:val="single" w:sz="4" w:color="3494BA"/>
+              <w:left w:val="single" w:sz="4" w:color="3494BA"/>
+              <w:bottom w:val="single" w:sz="4" w:color="3494BA"/>
+              <w:right w:val="single" w:sz="4" w:color="3494BA"/>
+            </w:tcBorders>
+            <w:shd w:val="clear" w:color="auto" w:fill="A9D5E7"/>
+            <w:tcMar>
+              <w:top w:w="60" w:type="dxa"/>
+              <w:left w:w="100" w:type="dxa"/>
+              <w:bottom w:w="60" w:type="dxa"/>
+              <w:right w:w="100" w:type="dxa"/>
+            </w:tcMar>
+            <w:vAlign w:val="top"/>
+          </w:tcPr>
+          <w:p>
+            <w:pPr>
+              <w:spacing w:before="0" w:after="0"/>
+            </w:pPr>
+            <w:r>
+              <w:rPr>
+                <w:rFonts w:ascii="Times New Roman" w:hAnsi="Times New Roman" w:cs="Times New Roman"/>
+                <w:b/>
+                <w:sz w:val="23"/>
+                <w:szCs w:val="23"/>
+              </w:rPr>
+              <w:t xml:space="preserve">RFP reference</w:t>
+            </w:r>
+          </w:p>
+        </w:tc>
+        <w:tc>
+          <w:tcPr>
+            <w:tcW w:w="2400" w:type="dxa"/>
+            <w:tcBorders>
+              <w:top w:val="single" w:sz="4" w:color="3494BA"/>
+              <w:left w:val="single" w:sz="4" w:color="3494BA"/>
+              <w:bottom w:val="single" w:sz="4" w:color="3494BA"/>
+              <w:right w:val="single" w:sz="4" w:color="3494BA"/>
+            </w:tcBorders>
+            <w:shd w:val="clear" w:color="auto" w:fill="A9D5E7"/>
+            <w:tcMar>
+              <w:top w:w="60" w:type="dxa"/>
+              <w:left w:w="100" w:type="dxa"/>
+              <w:bottom w:w="60" w:type="dxa"/>
+              <w:right w:w="100" w:type="dxa"/>
+            </w:tcMar>
+            <w:vAlign w:val="top"/>
+          </w:tcPr>
+          <w:p>
+            <w:pPr>
+              <w:spacing w:before="0" w:after="0"/>
+            </w:pPr>
+            <w:r>
+              <w:rPr>
+                <w:rFonts w:ascii="Times New Roman" w:hAnsi="Times New Roman" w:cs="Times New Roman"/>
+                <w:b/>
+                <w:sz w:val="23"/>
+                <w:szCs w:val="23"/>
+              </w:rPr>
+              <w:t xml:space="preserve">Current state</w:t>
+            </w:r>
+          </w:p>
+        </w:tc>
+        <w:tc>
+          <w:tcPr>
+            <w:tcW w:w="2858" w:type="dxa"/>
+            <w:tcBorders>
+              <w:top w:val="single" w:sz="4" w:color="3494BA"/>
+              <w:left w:val="single" w:sz="4" w:color="3494BA"/>
+              <w:bottom w:val="single" w:sz="4" w:color="3494BA"/>
+              <w:right w:val="single" w:sz="4" w:color="3494BA"/>
+            </w:tcBorders>
+            <w:shd w:val="clear" w:color="auto" w:fill="A9D5E7"/>
+            <w:tcMar>
+              <w:top w:w="60" w:type="dxa"/>
+              <w:left w:w="100" w:type="dxa"/>
+              <w:bottom w:w="60" w:type="dxa"/>
+              <w:right w:w="100" w:type="dxa"/>
+            </w:tcMar>
+            <w:vAlign w:val="top"/>
+          </w:tcPr>
+          <w:p>
+            <w:pPr>
+              <w:spacing w:before="0" w:after="0"/>
+            </w:pPr>
+            <w:r>
+              <w:rPr>
+                <w:rFonts w:ascii="Times New Roman" w:hAnsi="Times New Roman" w:cs="Times New Roman"/>
+                <w:b/>
+                <w:sz w:val="23"/>
+                <w:szCs w:val="23"/>
+              </w:rPr>
+              <w:t xml:space="preserve">Required action (Platinum/Abatis)</w:t>
+            </w:r>
+          </w:p>
+        </w:tc>
+      </w:tr>
+      <w:tr>
+        <w:tc>
+          <w:tcPr>
+            <w:tcW w:w="500" w:type="dxa"/>
+            <w:tcBorders>
+              <w:top w:val="single" w:sz="4" w:color="3494BA"/>
+              <w:left w:val="single" w:sz="4" w:color="3494BA"/>
+              <w:bottom w:val="single" w:sz="4" w:color="3494BA"/>
+              <w:right w:val="single" w:sz="4" w:color="3494BA"/>
+            </w:tcBorders>
+            <w:tcMar>
+              <w:top w:w="60" w:type="dxa"/>
+              <w:left w:w="100" w:type="dxa"/>
+              <w:bottom w:w="60" w:type="dxa"/>
+              <w:right w:w="100" w:type="dxa"/>
+            </w:tcMar>
+            <w:vAlign w:val="top"/>
+          </w:tcPr>
+          <w:p>
+            <w:pPr>
+              <w:spacing w:before="0" w:after="0"/>
+            </w:pPr>
+            <w:r>
+              <w:rPr>
+                <w:rFonts w:ascii="Times New Roman" w:hAnsi="Times New Roman" w:cs="Times New Roman"/>
+                <w:sz w:val="21"/>
+                <w:szCs w:val="21"/>
+              </w:rPr>
+              <w:t xml:space="preserve">N1</w:t>
+            </w:r>
+          </w:p>
+        </w:tc>
+        <w:tc>
+          <w:tcPr>
+            <w:tcW w:w="2900" w:type="dxa"/>
+            <w:tcBorders>
+              <w:top w:val="single" w:sz="4" w:color="3494BA"/>
+              <w:left w:val="single" w:sz="4" w:color="3494BA"/>
+              <w:bottom w:val="single" w:sz="4" w:color="3494BA"/>
+              <w:right w:val="single" w:sz="4" w:color="3494BA"/>
+            </w:tcBorders>
+            <w:tcMar>
+              <w:top w:w="60" w:type="dxa"/>
+              <w:left w:w="100" w:type="dxa"/>
+              <w:bottom w:w="60" w:type="dxa"/>
+              <w:right w:w="100" w:type="dxa"/>
+            </w:tcMar>
+            <w:vAlign w:val="top"/>
+          </w:tcPr>
+          <w:p>
+            <w:pPr>
+              <w:spacing w:before="0" w:after="0"/>
+            </w:pPr>
+            <w:r>
+              <w:rPr>
+                <w:rFonts w:ascii="Times New Roman" w:hAnsi="Times New Roman" w:cs="Times New Roman"/>
+                <w:sz w:val="21"/>
+                <w:szCs w:val="21"/>
+              </w:rPr>
+              <w:t xml:space="preserve">TECH-2B requires client, contract value, duration, staff-months and services for every reference — evaluators score this table (15 pts, criterion i).</w:t>
+            </w:r>
+          </w:p>
+        </w:tc>
+        <w:tc>
+          <w:tcPr>
+            <w:tcW w:w="1500" w:type="dxa"/>
+            <w:tcBorders>
+              <w:top w:val="single" w:sz="4" w:color="3494BA"/>
+              <w:left w:val="single" w:sz="4" w:color="3494BA"/>
+              <w:bottom w:val="single" w:sz="4" w:color="3494BA"/>
+              <w:right w:val="single" w:sz="4" w:color="3494BA"/>
+            </w:tcBorders>
+            <w:tcMar>
+              <w:top w:w="60" w:type="dxa"/>
+              <w:left w:w="100" w:type="dxa"/>
+              <w:bottom w:w="60" w:type="dxa"/>
+              <w:right w:w="100" w:type="dxa"/>
+            </w:tcMar>
+            <w:vAlign w:val="top"/>
+          </w:tcPr>
+          <w:p>
+            <w:pPr>
+              <w:spacing w:before="0" w:after="0"/>
+            </w:pPr>
+            <w:r>
+              <w:rPr>
+                <w:rFonts w:ascii="Times New Roman" w:hAnsi="Times New Roman" w:cs="Times New Roman"/>
+                <w:sz w:val="21"/>
+                <w:szCs w:val="21"/>
+              </w:rPr>
+              <w:t xml:space="preserve">FORM TECH-2B, p. Forms-4; ITC 5.2(i), p. DATA-3</w:t>
+            </w:r>
+          </w:p>
+        </w:tc>
+        <w:tc>
+          <w:tcPr>
+            <w:tcW w:w="2400" w:type="dxa"/>
+            <w:tcBorders>
+              <w:top w:val="single" w:sz="4" w:color="3494BA"/>
+              <w:left w:val="single" w:sz="4" w:color="3494BA"/>
+              <w:bottom w:val="single" w:sz="4" w:color="3494BA"/>
+              <w:right w:val="single" w:sz="4" w:color="3494BA"/>
+            </w:tcBorders>
+            <w:tcMar>
+              <w:top w:w="60" w:type="dxa"/>
+              <w:left w:w="100" w:type="dxa"/>
+              <w:bottom w:w="60" w:type="dxa"/>
+              <w:right w:w="100" w:type="dxa"/>
+            </w:tcMar>
+            <w:vAlign w:val="top"/>
+          </w:tcPr>
+          <w:p>
+            <w:pPr>
+              <w:spacing w:before="0" w:after="0"/>
+            </w:pPr>
+            <w:r>
+              <w:rPr>
+                <w:rFonts w:ascii="Times New Roman" w:hAnsi="Times New Roman" w:cs="Times New Roman"/>
+                <w:sz w:val="21"/>
+                <w:szCs w:val="21"/>
+              </w:rPr>
+              <w:t xml:space="preserve">Data errors in the new references table: '% years' placeholder (JCDC row); '$330,00 USD' typo (COPPEL); the 'Port development projects (Sri Lanka) — JV with Niras' row lists client as 'Port of Hamburg' with 17 years/€1.17M (label and data mismatched — appears to be a different project); staff-month entries ('4 / 60', '1 / 204') use an unexplained format.</w:t>
+            </w:r>
+          </w:p>
+        </w:tc>
+        <w:tc>
+          <w:tcPr>
+            <w:tcW w:w="2858" w:type="dxa"/>
+            <w:tcBorders>
+              <w:top w:val="single" w:sz="4" w:color="3494BA"/>
+              <w:left w:val="single" w:sz="4" w:color="3494BA"/>
+              <w:bottom w:val="single" w:sz="4" w:color="3494BA"/>
+              <w:right w:val="single" w:sz="4" w:color="3494BA"/>
+            </w:tcBorders>
+            <w:tcMar>
+              <w:top w:w="60" w:type="dxa"/>
+              <w:left w:w="100" w:type="dxa"/>
+              <w:bottom w:w="60" w:type="dxa"/>
+              <w:right w:w="100" w:type="dxa"/>
+            </w:tcMar>
+            <w:vAlign w:val="top"/>
+          </w:tcPr>
+          <w:p>
+            <w:pPr>
+              <w:spacing w:before="0" w:after="0"/>
+            </w:pPr>
+            <w:r>
+              <w:rPr>
+                <w:rFonts w:ascii="Times New Roman" w:hAnsi="Times New Roman" w:cs="Times New Roman"/>
+                <w:sz w:val="21"/>
+                <w:szCs w:val="21"/>
+              </w:rPr>
+              <w:t xml:space="preserve">Correct the four data errors; state staff-months in the RFP's format (total assignment SM vs SM provided by the firm); ensure each row's label matches its data. Owner: Alexander/Glyn.</w:t>
+            </w:r>
+          </w:p>
+        </w:tc>
+      </w:tr>
+      <w:tr>
+        <w:tc>
+          <w:tcPr>
+            <w:tcW w:w="500" w:type="dxa"/>
+            <w:tcBorders>
+              <w:top w:val="single" w:sz="4" w:color="3494BA"/>
+              <w:left w:val="single" w:sz="4" w:color="3494BA"/>
+              <w:bottom w:val="single" w:sz="4" w:color="3494BA"/>
+              <w:right w:val="single" w:sz="4" w:color="3494BA"/>
+            </w:tcBorders>
+            <w:tcMar>
+              <w:top w:w="60" w:type="dxa"/>
+              <w:left w:w="100" w:type="dxa"/>
+              <w:bottom w:w="60" w:type="dxa"/>
+              <w:right w:w="100" w:type="dxa"/>
+            </w:tcMar>
+            <w:vAlign w:val="top"/>
+          </w:tcPr>
+          <w:p>
+            <w:pPr>
+              <w:spacing w:before="0" w:after="0"/>
+            </w:pPr>
+            <w:r>
+              <w:rPr>
+                <w:rFonts w:ascii="Times New Roman" w:hAnsi="Times New Roman" w:cs="Times New Roman"/>
+                <w:sz w:val="21"/>
+                <w:szCs w:val="21"/>
+              </w:rPr>
+              <w:t xml:space="preserve">N2</w:t>
+            </w:r>
+          </w:p>
+        </w:tc>
+        <w:tc>
+          <w:tcPr>
+            <w:tcW w:w="2900" w:type="dxa"/>
+            <w:tcBorders>
+              <w:top w:val="single" w:sz="4" w:color="3494BA"/>
+              <w:left w:val="single" w:sz="4" w:color="3494BA"/>
+              <w:bottom w:val="single" w:sz="4" w:color="3494BA"/>
+              <w:right w:val="single" w:sz="4" w:color="3494BA"/>
+            </w:tcBorders>
+            <w:tcMar>
+              <w:top w:w="60" w:type="dxa"/>
+              <w:left w:w="100" w:type="dxa"/>
+              <w:bottom w:w="60" w:type="dxa"/>
+              <w:right w:w="100" w:type="dxa"/>
+            </w:tcMar>
+            <w:vAlign w:val="top"/>
+          </w:tcPr>
+          <w:p>
+            <w:pPr>
+              <w:spacing w:before="0" w:after="0"/>
+            </w:pPr>
+            <w:r>
+              <w:rPr>
+                <w:rFonts w:ascii="Times New Roman" w:hAnsi="Times New Roman" w:cs="Times New Roman"/>
+                <w:sz w:val="21"/>
+                <w:szCs w:val="21"/>
+              </w:rPr>
+              <w:t xml:space="preserve">References marked 'Restricted' provide no scoreable evidence.</w:t>
+            </w:r>
+          </w:p>
+        </w:tc>
+        <w:tc>
+          <w:tcPr>
+            <w:tcW w:w="1500" w:type="dxa"/>
+            <w:tcBorders>
+              <w:top w:val="single" w:sz="4" w:color="3494BA"/>
+              <w:left w:val="single" w:sz="4" w:color="3494BA"/>
+              <w:bottom w:val="single" w:sz="4" w:color="3494BA"/>
+              <w:right w:val="single" w:sz="4" w:color="3494BA"/>
+            </w:tcBorders>
+            <w:tcMar>
+              <w:top w:w="60" w:type="dxa"/>
+              <w:left w:w="100" w:type="dxa"/>
+              <w:bottom w:w="60" w:type="dxa"/>
+              <w:right w:w="100" w:type="dxa"/>
+            </w:tcMar>
+            <w:vAlign w:val="top"/>
+          </w:tcPr>
+          <w:p>
+            <w:pPr>
+              <w:spacing w:before="0" w:after="0"/>
+            </w:pPr>
+            <w:r>
+              <w:rPr>
+                <w:rFonts w:ascii="Times New Roman" w:hAnsi="Times New Roman" w:cs="Times New Roman"/>
+                <w:sz w:val="21"/>
+                <w:szCs w:val="21"/>
+              </w:rPr>
+              <w:t xml:space="preserve">ITC 5.2(i), p. DATA-3</w:t>
+            </w:r>
+          </w:p>
+        </w:tc>
+        <w:tc>
+          <w:tcPr>
+            <w:tcW w:w="2400" w:type="dxa"/>
+            <w:tcBorders>
+              <w:top w:val="single" w:sz="4" w:color="3494BA"/>
+              <w:left w:val="single" w:sz="4" w:color="3494BA"/>
+              <w:bottom w:val="single" w:sz="4" w:color="3494BA"/>
+              <w:right w:val="single" w:sz="4" w:color="3494BA"/>
+            </w:tcBorders>
+            <w:tcMar>
+              <w:top w:w="60" w:type="dxa"/>
+              <w:left w:w="100" w:type="dxa"/>
+              <w:bottom w:w="60" w:type="dxa"/>
+              <w:right w:w="100" w:type="dxa"/>
+            </w:tcMar>
+            <w:vAlign w:val="top"/>
+          </w:tcPr>
+          <w:p>
+            <w:pPr>
+              <w:spacing w:before="0" w:after="0"/>
+            </w:pPr>
+            <w:r>
+              <w:rPr>
+                <w:rFonts w:ascii="Times New Roman" w:hAnsi="Times New Roman" w:cs="Times New Roman"/>
+                <w:sz w:val="21"/>
+                <w:szCs w:val="21"/>
+              </w:rPr>
+              <w:t xml:space="preserve">Four cells say 'Restricted' (Swiss Government, Gulf energy, NNPC rows).</w:t>
+            </w:r>
+          </w:p>
+        </w:tc>
+        <w:tc>
+          <w:tcPr>
+            <w:tcW w:w="2858" w:type="dxa"/>
+            <w:tcBorders>
+              <w:top w:val="single" w:sz="4" w:color="3494BA"/>
+              <w:left w:val="single" w:sz="4" w:color="3494BA"/>
+              <w:bottom w:val="single" w:sz="4" w:color="3494BA"/>
+              <w:right w:val="single" w:sz="4" w:color="3494BA"/>
+            </w:tcBorders>
+            <w:tcMar>
+              <w:top w:w="60" w:type="dxa"/>
+              <w:left w:w="100" w:type="dxa"/>
+              <w:bottom w:w="60" w:type="dxa"/>
+              <w:right w:w="100" w:type="dxa"/>
+            </w:tcMar>
+            <w:vAlign w:val="top"/>
+          </w:tcPr>
+          <w:p>
+            <w:pPr>
+              <w:spacing w:before="0" w:after="0"/>
+            </w:pPr>
+            <w:r>
+              <w:rPr>
+                <w:rFonts w:ascii="Times New Roman" w:hAnsi="Times New Roman" w:cs="Times New Roman"/>
+                <w:sz w:val="21"/>
+                <w:szCs w:val="21"/>
+              </w:rPr>
+              <w:t xml:space="preserve">Where NDAs prevent naming values, still give duration, staff-months and a service description, and note 'value under NDA — verifiable on request'; a row with no data risks scoring zero. Owner: Alexander.</w:t>
             </w:r>
           </w:p>
         </w:tc>
